--- a/tools/poi-dsl-exporter/showcase-out/report-rca.docx
+++ b/tools/poi-dsl-exporter/showcase-out/report-rca.docx
@@ -51,7 +51,7 @@
     </w:p>
     <w:p>
       <w:pPr>
-        <w:spacing w:before="100" w:after="120"/>
+        <w:spacing w:before="100" w:after="180"/>
         <w:jc w:val="left"/>
       </w:pPr>
       <w:r>
@@ -101,7 +101,7 @@
     </w:p>
     <w:p>
       <w:pPr>
-        <w:spacing w:before="100" w:after="120"/>
+        <w:spacing w:before="100" w:after="180"/>
         <w:jc w:val="left"/>
       </w:pPr>
       <w:r>
@@ -154,7 +154,7 @@
     </w:p>
     <w:p>
       <w:pPr>
-        <w:spacing w:before="100" w:after="120"/>
+        <w:spacing w:before="100" w:after="180"/>
         <w:jc w:val="left"/>
       </w:pPr>
       <w:r>
@@ -187,7 +187,7 @@
     </w:p>
     <w:p>
       <w:pPr>
-        <w:spacing w:after="80"/>
+        <w:spacing w:after="120"/>
       </w:pPr>
     </w:p>
     <w:tbl>
@@ -230,7 +230,7 @@
     </w:p>
     <w:p>
       <w:pPr>
-        <w:spacing w:before="100" w:after="120"/>
+        <w:spacing w:before="100" w:after="180"/>
         <w:jc w:val="left"/>
       </w:pPr>
       <w:r>
@@ -283,7 +283,7 @@
     </w:p>
     <w:p>
       <w:pPr>
-        <w:spacing w:before="100" w:after="120"/>
+        <w:spacing w:before="100" w:after="180"/>
         <w:jc w:val="left"/>
       </w:pPr>
       <w:r>
@@ -333,7 +333,7 @@
       <w:headerReference w:type="default" r:id="rId2"/>
       <w:footerReference w:type="default" r:id="rId3"/>
       <w:pgSz w:w="11906" w:h="16838"/>
-      <w:pgMar w:top="1080" w:bottom="1080" w:left="1080" w:right="1080"/>
+      <w:pgMar w:top="794" w:bottom="794" w:left="794" w:right="794"/>
     </w:sectPr>
   </w:body>
 </w:document>
